--- a/src/src/main/webapp/portal/budget/application/docTemplate/less_fifty_thousand.docx
+++ b/src/src/main/webapp/portal/budget/application/docTemplate/less_fifty_thousand.docx
@@ -586,7 +586,7 @@
           </w:tcPr>
           <w:p>
             <w:pPr>
-              <w:jc w:val="center"/>
+              <w:jc w:val="left"/>
               <w:rPr>
                 <w:rFonts w:eastAsia="SimHei"/>
                 <w:sz w:val="28"/>
@@ -616,7 +616,7 @@
           </w:p>
           <w:p>
             <w:pPr>
-              <w:jc w:val="center"/>
+              <w:jc w:val="left"/>
               <w:rPr>
                 <w:rFonts w:eastAsia="SimHei"/>
                 <w:sz w:val="28"/>
@@ -887,6 +887,27 @@
                 <w:sz w:val="28"/>
               </w:rPr>
             </w:pPr>
+            <w:r>
+              <w:rPr>
+                <w:rFonts w:eastAsia="SimHei" w:hint="eastAsia"/>
+                <w:sz w:val="28"/>
+              </w:rPr>
+              <w:t>{{</w:t>
+            </w:r>
+            <w:r>
+              <w:rPr>
+                <w:rFonts w:eastAsia="SimHei"/>
+                <w:sz w:val="28"/>
+              </w:rPr>
+              <w:t>machineDeptOpinions</w:t>
+            </w:r>
+            <w:r>
+              <w:rPr>
+                <w:rFonts w:eastAsia="SimHei" w:hint="eastAsia"/>
+                <w:sz w:val="28"/>
+              </w:rPr>
+              <w:t>}}</w:t>
+            </w:r>
           </w:p>
         </w:tc>
       </w:tr>
@@ -1014,6 +1035,27 @@
                 <w:sz w:val="28"/>
               </w:rPr>
             </w:pPr>
+            <w:r>
+              <w:rPr>
+                <w:rFonts w:eastAsia="SimHei" w:hint="eastAsia"/>
+                <w:sz w:val="28"/>
+              </w:rPr>
+              <w:t>{{</w:t>
+            </w:r>
+            <w:r>
+              <w:rPr>
+                <w:rFonts w:eastAsia="SimHei"/>
+                <w:sz w:val="28"/>
+              </w:rPr>
+              <w:t>offlineApprovalOpinions</w:t>
+            </w:r>
+            <w:r>
+              <w:rPr>
+                <w:rFonts w:eastAsia="SimHei" w:hint="eastAsia"/>
+                <w:sz w:val="28"/>
+              </w:rPr>
+              <w:t>}}</w:t>
+            </w:r>
           </w:p>
         </w:tc>
       </w:tr>
@@ -1218,6 +1260,27 @@
                 <w:sz w:val="28"/>
               </w:rPr>
             </w:pPr>
+            <w:r>
+              <w:rPr>
+                <w:rFonts w:eastAsia="SimHei" w:hint="eastAsia"/>
+                <w:sz w:val="28"/>
+              </w:rPr>
+              <w:t>{{</w:t>
+            </w:r>
+            <w:r>
+              <w:rPr>
+                <w:rFonts w:eastAsia="SimHei"/>
+                <w:sz w:val="28"/>
+              </w:rPr>
+              <w:t>offlineApprovalRemark</w:t>
+            </w:r>
+            <w:r>
+              <w:rPr>
+                <w:rFonts w:eastAsia="SimHei" w:hint="eastAsia"/>
+                <w:sz w:val="28"/>
+              </w:rPr>
+              <w:t>}}</w:t>
+            </w:r>
           </w:p>
         </w:tc>
       </w:tr>
@@ -1241,6 +1304,7 @@
           <w:sz w:val="24"/>
         </w:rPr>
       </w:pPr>
+      <w:bookmarkStart w:id="0" w:name="OLE_LINK7"/>
       <w:r>
         <w:rPr>
           <w:rFonts w:eastAsia="SimHei" w:hint="eastAsia"/>
@@ -1250,10 +1314,26 @@
       </w:r>
       <w:r>
         <w:rPr>
-          <w:rFonts w:eastAsia="SimHei" w:hint="eastAsia"/>
+          <w:rFonts w:eastAsia="SimHei"/>
           <w:sz w:val="24"/>
         </w:rPr>
-        <w:t xml:space="preserve">     </w:t>
+        <w:t>{{</w:t>
+      </w:r>
+      <w:bookmarkStart w:id="1" w:name="OLE_LINK5"/>
+      <w:r>
+        <w:rPr>
+          <w:rFonts w:eastAsia="SimHei"/>
+          <w:sz w:val="24"/>
+        </w:rPr>
+        <w:t>applyYear</w:t>
+      </w:r>
+      <w:bookmarkEnd w:id="1"/>
+      <w:r>
+        <w:rPr>
+          <w:rFonts w:eastAsia="SimHei"/>
+          <w:sz w:val="24"/>
+        </w:rPr>
+        <w:t>}}</w:t>
       </w:r>
       <w:r>
         <w:rPr>
@@ -1264,10 +1344,10 @@
       </w:r>
       <w:r>
         <w:rPr>
-          <w:rFonts w:eastAsia="SimHei" w:hint="eastAsia"/>
+          <w:rFonts w:eastAsia="SimHei"/>
           <w:sz w:val="24"/>
         </w:rPr>
-        <w:t xml:space="preserve">    </w:t>
+        <w:t xml:space="preserve"> {{applyMonth}}</w:t>
       </w:r>
       <w:r>
         <w:rPr>
@@ -1278,10 +1358,26 @@
       </w:r>
       <w:r>
         <w:rPr>
-          <w:rFonts w:eastAsia="SimHei" w:hint="eastAsia"/>
+          <w:rFonts w:eastAsia="SimHei"/>
           <w:sz w:val="24"/>
         </w:rPr>
-        <w:t xml:space="preserve">    </w:t>
+        <w:t xml:space="preserve"> {{</w:t>
+      </w:r>
+      <w:bookmarkStart w:id="2" w:name="OLE_LINK6"/>
+      <w:r>
+        <w:rPr>
+          <w:rFonts w:eastAsia="SimHei"/>
+          <w:sz w:val="24"/>
+        </w:rPr>
+        <w:t>applyDay</w:t>
+      </w:r>
+      <w:bookmarkEnd w:id="2"/>
+      <w:r>
+        <w:rPr>
+          <w:rFonts w:eastAsia="SimHei"/>
+          <w:sz w:val="24"/>
+        </w:rPr>
+        <w:t>}}</w:t>
       </w:r>
       <w:r>
         <w:rPr>
@@ -1290,6 +1386,7 @@
         </w:rPr>
         <w:t>日</w:t>
       </w:r>
+      <w:bookmarkEnd w:id="0"/>
     </w:p>
     <w:sectPr>
       <w:pgSz w:w="11906" w:h="16838"/>
